--- a/internship_report.docx
+++ b/internship_report.docx
@@ -70,7 +70,7 @@
           <w:sz w:val="24"/>
           <w:szCs w:val="24"/>
         </w:rPr>
-        <w:t xml:space="preserve">2024/2025 – 2025/2026</w:t>
+        <w:t xml:space="preserve">2025/2026</w:t>
       </w:r>
     </w:p>
     <w:p>
@@ -154,7 +154,7 @@
           <w:sz w:val="24"/>
           <w:szCs w:val="24"/>
         </w:rPr>
-        <w:t xml:space="preserve">01.12.2024</w:t>
+        <w:t xml:space="preserve">01.01.2026</w:t>
       </w:r>
       <w:r>
         <w:rPr>
@@ -453,7 +453,7 @@
                 <w:sz w:val="24"/>
                 <w:szCs w:val="24"/>
               </w:rPr>
-              <w:t xml:space="preserve">Job title: Lead Business Analyst</w:t>
+              <w:t xml:space="preserve">Job title: Business Analyst</w:t>
             </w:r>
           </w:p>
           <w:p>
@@ -466,7 +466,7 @@
                 <w:sz w:val="24"/>
                 <w:szCs w:val="24"/>
               </w:rPr>
-              <w:t xml:space="preserve">As Lead Business Analyst within the Financial Markets Risk Technology and Analytics team, the primary responsibilities centred on bridging the gap between quantitative finance domain knowledge and technology delivery, requiring both deep analytical work and cross-functional project coordination.</w:t>
+              <w:t xml:space="preserve">As a Business Analyst within the Financial Markets Risk Technology and Analytics team, the primary responsibilities centred on bridging the gap between business domain knowledge and technology delivery, requiring both analytical work and cross-functional collaboration.</w:t>
             </w:r>
           </w:p>
           <w:p>
@@ -497,7 +497,7 @@
                 <w:sz w:val="24"/>
                 <w:szCs w:val="24"/>
               </w:rPr>
-              <w:t xml:space="preserve">SABRE AMCST Migration Programme: Led the weekly working group responsible for migrating 339 AMCST credit portfolios across Credit and Portfolio Management Group, Financial Markets, Transaction Banking and Treasury into the SABRE platform. Responsibilities included defining migration logic, reconciling accrual and fair value outputs between legacy Murex systems and SABRE, coordinating with the Aspire sub-ledger team, and producing governance documentation for steering meetings.</w:t>
+              <w:t xml:space="preserve">Requirements Analysis: Gathered, analysed and documented business and technical requirements for banking technology systems and regulatory programmes, and translated business requirements into functional specifications and user stories for software development and system enhancement projects.</w:t>
             </w:r>
           </w:p>
           <w:p>
@@ -515,7 +515,7 @@
                 <w:sz w:val="24"/>
                 <w:szCs w:val="24"/>
               </w:rPr>
-              <w:t xml:space="preserve">Derivatives Pricing Analysis: Worked with pricing models for Credit Default Swaps (CDS) and Total Return Swaps (TRS), including analysis of coupon accrual mechanics, multi-curve OIS discounting frameworks (MCF) and STERT pricing curve configurations within the SABRE/Cortex environment.</w:t>
+              <w:t xml:space="preserve">SABRE AMCST Migration Programme: Supported the SABRE AMCST migration programme, coordinating the migration of 339 credit portfolios across eight business units from legacy systems to the SABRE platform, including reconciliation of accrual and fair value outputs between source and target systems.</w:t>
             </w:r>
           </w:p>
           <w:p>
@@ -533,7 +533,7 @@
                 <w:sz w:val="24"/>
                 <w:szCs w:val="24"/>
               </w:rPr>
-              <w:t xml:space="preserve">Data Analysis and Reconciliation: Used Python (pandas, PyMuPDF, pypdf) and SQL to extract, transform and reconcile large financial datasets — including NPV, PV and mark-to-market figures — between source systems and target environments as part of migration validation.</w:t>
+              <w:t xml:space="preserve">Data Analysis and Reconciliation: Performed data analysis, reconciliation and validation of financial data — including NPV, PV and accrual calculations across multi-currency derivative portfolios — and applied Python and SQL to automate reporting, extract data and validate migration outputs.</w:t>
             </w:r>
           </w:p>
           <w:p>
@@ -551,7 +551,7 @@
                 <w:sz w:val="24"/>
                 <w:szCs w:val="24"/>
               </w:rPr>
-              <w:t xml:space="preserve">Platform Scripting and Analytics: Worked within the Cortex scripting environment to extract portfolio risk metadata, analyse PNL breakdowns and validate VolScaling Core module outputs across 260 historical simulation scenarios.</w:t>
+              <w:t xml:space="preserve">Enterprise Platforms: Worked with enterprise banking platforms including Murex, SABRE/Cortex and Aspire sub-ledger systems in the course of analysis, reconciliation and testing activities.</w:t>
             </w:r>
           </w:p>
           <w:p>
@@ -569,7 +569,7 @@
                 <w:sz w:val="24"/>
                 <w:szCs w:val="24"/>
               </w:rPr>
-              <w:t xml:space="preserve">Requirements Gathering and Documentation: Gathered and documented business and technical requirements from stakeholders across multiple business units. Produced business requirements documents, functional specifications, process flow diagrams, working group minutes and impact assessments.</w:t>
+              <w:t xml:space="preserve">Collaboration and Agile Delivery: Collaborated with software engineers, system architects, QA teams, finance stakeholders and project managers within Agile delivery frameworks, contributing to sprint planning, backlog refinement and the creation of user stories using Jira and Confluence.</w:t>
             </w:r>
           </w:p>
           <w:p>
@@ -587,7 +587,7 @@
                 <w:sz w:val="24"/>
                 <w:szCs w:val="24"/>
               </w:rPr>
-              <w:t xml:space="preserve">Agile Delivery Support: Participated in sprint planning, backlog refinement, stand-ups and retrospectives. Created and maintained user stories and acceptance criteria using Jira and Confluence.</w:t>
+              <w:t xml:space="preserve">Testing and UAT Support: Supported system testing, defect analysis and user acceptance testing for technology deliverables, including validation of calculation outputs against expected results.</w:t>
             </w:r>
           </w:p>
           <w:p>
@@ -605,7 +605,7 @@
                 <w:sz w:val="24"/>
                 <w:szCs w:val="24"/>
               </w:rPr>
-              <w:t xml:space="preserve">Stakeholder Management and Governance: Coordinated weekly SABRE Adoption working group meetings with participants from eight business units, tracking open actions and escalating risks to programme leadership.</w:t>
+              <w:t xml:space="preserve">Documentation: Created and maintained technical and functional documentation including business requirements documents, process flows and working group minutes.</w:t>
             </w:r>
           </w:p>
           <w:p>
@@ -623,7 +623,7 @@
                 <w:sz w:val="24"/>
                 <w:szCs w:val="24"/>
               </w:rPr>
-              <w:t xml:space="preserve">Testing and UAT Support: Supported system testing and user acceptance testing for platform deliverables, including defect triage and validation of calculation outputs against expected results.</w:t>
+              <w:t xml:space="preserve">Governance and Stakeholder Engagement: Participated in governance meetings and stakeholder sessions, preparing materials and tracking follow-up actions.</w:t>
             </w:r>
           </w:p>
         </w:tc>
@@ -724,7 +724,7 @@
                 <w:sz w:val="24"/>
                 <w:szCs w:val="24"/>
               </w:rPr>
-              <w:t xml:space="preserve">The internship also developed significant capability in working independently and as part of distributed, cross-functional teams. Leading a weekly working group with participants from eight business units required the ability to plan, communicate clearly and manage complex stakeholder expectations — skills directly relevant to IT project management and systems delivery roles.</w:t>
+              <w:t xml:space="preserve">The internship also developed significant capability in working independently and as part of distributed, cross-functional teams. Contributing to a weekly working group with participants from eight business units required the ability to plan, communicate clearly and manage complex stakeholder expectations — skills directly relevant to IT project management and systems delivery roles.</w:t>
             </w:r>
           </w:p>
           <w:p>
@@ -750,7 +750,7 @@
                 <w:sz w:val="24"/>
                 <w:szCs w:val="24"/>
               </w:rPr>
-              <w:t xml:space="preserve">The experience of conveying technically complex concepts — such as OIS discounting and migration reconciliation logic — to non-specialist stakeholders from operations, finance and business management developed strong communication skills relevant to any IT specialist role.</w:t>
+              <w:t xml:space="preserve">The experience of conveying technically complex concepts — such as data reconciliation and migration validation logic — to non-specialist stakeholders from operations, finance and business management developed strong communication skills relevant to any IT specialist role.</w:t>
             </w:r>
           </w:p>
           <w:p>
